--- a/Tech stack note.docx
+++ b/Tech stack note.docx
@@ -428,6 +428,711 @@
           <w:iCs/>
         </w:rPr>
         <w:t>A dependency-free ASP.NET Core 9 / C# web app with vanilla JS frontend, file-based storage, and hand-written XLSX/CSV parsing — built to run offline on a classroom LAN.</w:t>
+      </w:r>
+    </w:p>
+    <w:p>
+      <w:pPr>
+        <w:spacing w:after="0"/>
+      </w:pPr>
+    </w:p>
+    <w:p>
+      <w:pPr>
+        <w:spacing w:after="0"/>
+      </w:pPr>
+    </w:p>
+    <w:p>
+      <w:pPr>
+        <w:rPr>
+          <w:b/>
+          <w:bCs/>
+        </w:rPr>
+      </w:pPr>
+      <w:r>
+        <w:rPr>
+          <w:b/>
+          <w:bCs/>
+        </w:rPr>
+        <w:br w:type="page"/>
+      </w:r>
+    </w:p>
+    <w:p>
+      <w:pPr>
+        <w:spacing w:after="0"/>
+        <w:rPr>
+          <w:b/>
+          <w:bCs/>
+        </w:rPr>
+      </w:pPr>
+      <w:r>
+        <w:rPr>
+          <w:b/>
+          <w:bCs/>
+        </w:rPr>
+        <w:lastRenderedPageBreak/>
+        <w:t xml:space="preserve">Security Review: </w:t>
+      </w:r>
+      <w:proofErr w:type="spellStart"/>
+      <w:r>
+        <w:rPr>
+          <w:b/>
+          <w:bCs/>
+        </w:rPr>
+        <w:t>QuizWeb</w:t>
+      </w:r>
+      <w:proofErr w:type="spellEnd"/>
+    </w:p>
+    <w:p>
+      <w:pPr>
+        <w:spacing w:after="0"/>
+      </w:pPr>
+      <w:r>
+        <w:t>What's already good</w:t>
+      </w:r>
+    </w:p>
+    <w:p>
+      <w:pPr>
+        <w:numPr>
+          <w:ilvl w:val="0"/>
+          <w:numId w:val="7"/>
+        </w:numPr>
+        <w:spacing w:after="0"/>
+      </w:pPr>
+      <w:r>
+        <w:t>Server-side grading is authoritative. Marks are recomputed on the server from the bank (</w:t>
+      </w:r>
+      <w:proofErr w:type="spellStart"/>
+      <w:r>
+        <w:t>QuizEngine.Submit</w:t>
+      </w:r>
+      <w:proofErr w:type="spellEnd"/>
+      <w:r>
+        <w:t> → Score), not trusted from the client. A student editing the JS cannot inflate their marks.</w:t>
+      </w:r>
+    </w:p>
+    <w:p>
+      <w:pPr>
+        <w:numPr>
+          <w:ilvl w:val="0"/>
+          <w:numId w:val="7"/>
+        </w:numPr>
+        <w:spacing w:after="0"/>
+      </w:pPr>
+      <w:r>
+        <w:t>Data files are not web-served. questions.xlsx, config.txt, Result.txt live in the app folder, but only </w:t>
+      </w:r>
+      <w:proofErr w:type="spellStart"/>
+      <w:r>
+        <w:t>wwwroot</w:t>
+      </w:r>
+      <w:proofErr w:type="spellEnd"/>
+      <w:r>
+        <w:t>/ and images/ are static-served. No direct fetch('/questions.xlsx') or path traversal works (</w:t>
+      </w:r>
+      <w:proofErr w:type="spellStart"/>
+      <w:r>
+        <w:t>PhysicalFileProvider</w:t>
+      </w:r>
+      <w:proofErr w:type="spellEnd"/>
+      <w:r>
+        <w:t xml:space="preserve"> blocks</w:t>
+      </w:r>
+      <w:proofErr w:type="gramStart"/>
+      <w:r>
+        <w:t> ..</w:t>
+      </w:r>
+      <w:proofErr w:type="gramEnd"/>
+      <w:r>
+        <w:t>).</w:t>
+      </w:r>
+    </w:p>
+    <w:p>
+      <w:pPr>
+        <w:numPr>
+          <w:ilvl w:val="0"/>
+          <w:numId w:val="7"/>
+        </w:numPr>
+        <w:spacing w:after="0"/>
+      </w:pPr>
+      <w:r>
+        <w:t>No remote-code-execution surface. No command execution, no user-controlled write paths, no deserialization. POST /</w:t>
+      </w:r>
+      <w:proofErr w:type="spellStart"/>
+      <w:r>
+        <w:t>api</w:t>
+      </w:r>
+      <w:proofErr w:type="spellEnd"/>
+      <w:r>
+        <w:t>/import (a write endpoint) is disabled in production (</w:t>
+      </w:r>
+      <w:proofErr w:type="spellStart"/>
+      <w:r>
+        <w:t>allowImport</w:t>
+      </w:r>
+      <w:proofErr w:type="spellEnd"/>
+      <w:r>
+        <w:t>=false). "Getting into the server from a terminal" is not feasible through this app's HTTP surface.</w:t>
+      </w:r>
+    </w:p>
+    <w:p>
+      <w:pPr>
+        <w:numPr>
+          <w:ilvl w:val="0"/>
+          <w:numId w:val="7"/>
+        </w:numPr>
+        <w:spacing w:after="0"/>
+      </w:pPr>
+      <w:r>
+        <w:t>Input hardening done well: names/fields are sanitized (blocks CSV formula injection), client sanitizes too; XSS is properly prevented (</w:t>
+      </w:r>
+      <w:proofErr w:type="spellStart"/>
+      <w:r>
+        <w:t>textContent</w:t>
+      </w:r>
+      <w:proofErr w:type="spellEnd"/>
+      <w:r>
+        <w:t> / </w:t>
+      </w:r>
+      <w:proofErr w:type="spellStart"/>
+      <w:r>
+        <w:t>escapeHtml</w:t>
+      </w:r>
+      <w:proofErr w:type="spellEnd"/>
+      <w:r>
+        <w:t>); server header suppressed; no cookies, so classic CSRF is largely moot.</w:t>
+      </w:r>
+    </w:p>
+    <w:p>
+      <w:pPr>
+        <w:spacing w:after="0"/>
+      </w:pPr>
+      <w:r>
+        <w:t>High — your F12 concern</w:t>
+      </w:r>
+    </w:p>
+    <w:p>
+      <w:pPr>
+        <w:numPr>
+          <w:ilvl w:val="0"/>
+          <w:numId w:val="8"/>
+        </w:numPr>
+        <w:spacing w:after="0"/>
+      </w:pPr>
+      <w:r>
+        <w:t>/</w:t>
+      </w:r>
+      <w:proofErr w:type="spellStart"/>
+      <w:r>
+        <w:t>api</w:t>
+      </w:r>
+      <w:proofErr w:type="spellEnd"/>
+      <w:r>
+        <w:t>/questions ships the entire bank </w:t>
+      </w:r>
+      <w:r>
+        <w:rPr>
+          <w:i/>
+          <w:iCs/>
+        </w:rPr>
+        <w:t>with</w:t>
+      </w:r>
+      <w:r>
+        <w:t> the answers. </w:t>
+      </w:r>
+      <w:proofErr w:type="spellStart"/>
+      <w:r>
+        <w:t>correctIndices</w:t>
+      </w:r>
+      <w:proofErr w:type="spellEnd"/>
+      <w:r>
+        <w:t> is returned to every visitor at page load (Program.cs:88-109, app.js:922). A student pressing F12 → Network, or just fetch('/</w:t>
+      </w:r>
+      <w:proofErr w:type="spellStart"/>
+      <w:r>
+        <w:t>api</w:t>
+      </w:r>
+      <w:proofErr w:type="spellEnd"/>
+      <w:r>
+        <w:t>/questions'</w:t>
+      </w:r>
+      <w:proofErr w:type="gramStart"/>
+      <w:r>
+        <w:t>).then</w:t>
+      </w:r>
+      <w:proofErr w:type="gramEnd"/>
+      <w:r>
+        <w:t>(r=&gt;</w:t>
+      </w:r>
+      <w:proofErr w:type="spellStart"/>
+      <w:proofErr w:type="gramStart"/>
+      <w:r>
+        <w:t>r.json</w:t>
+      </w:r>
+      <w:proofErr w:type="spellEnd"/>
+      <w:proofErr w:type="gramEnd"/>
+      <w:r>
+        <w:t>()) in the console, gets all 110 questions plus correct answers in seconds. This is the #1 cheat vector.</w:t>
+      </w:r>
+    </w:p>
+    <w:p>
+      <w:pPr>
+        <w:numPr>
+          <w:ilvl w:val="1"/>
+          <w:numId w:val="8"/>
+        </w:numPr>
+        <w:spacing w:after="0"/>
+      </w:pPr>
+      <w:r>
+        <w:t>Why it's there: the </w:t>
+      </w:r>
+      <w:r>
+        <w:rPr>
+          <w:i/>
+          <w:iCs/>
+        </w:rPr>
+        <w:t>review</w:t>
+      </w:r>
+      <w:r>
+        <w:t> screen paints "</w:t>
+      </w:r>
+      <w:r>
+        <w:rPr>
+          <w:rFonts w:ascii="Segoe UI Symbol" w:hAnsi="Segoe UI Symbol" w:cs="Segoe UI Symbol"/>
+        </w:rPr>
+        <w:t>✓</w:t>
+      </w:r>
+      <w:r>
+        <w:t xml:space="preserve"> Correct answer" client-side after submit (app.js:286-299), so the client must hold the answers.</w:t>
+      </w:r>
+    </w:p>
+    <w:p>
+      <w:pPr>
+        <w:numPr>
+          <w:ilvl w:val="1"/>
+          <w:numId w:val="8"/>
+        </w:numPr>
+        <w:spacing w:after="0"/>
+      </w:pPr>
+      <w:r>
+        <w:t>Fix: strip </w:t>
+      </w:r>
+      <w:proofErr w:type="spellStart"/>
+      <w:r>
+        <w:t>CorrectIndices</w:t>
+      </w:r>
+      <w:proofErr w:type="spellEnd"/>
+      <w:r>
+        <w:t> from /</w:t>
+      </w:r>
+      <w:proofErr w:type="spellStart"/>
+      <w:r>
+        <w:t>api</w:t>
+      </w:r>
+      <w:proofErr w:type="spellEnd"/>
+      <w:r>
+        <w:t>/questions during the timed attempt. Only return them to a client </w:t>
+      </w:r>
+      <w:r>
+        <w:rPr>
+          <w:i/>
+          <w:iCs/>
+        </w:rPr>
+        <w:t>after</w:t>
+      </w:r>
+      <w:r>
+        <w:t> that student's attempt is submitted (e.g. include per-question verdicts in the /</w:t>
+      </w:r>
+      <w:proofErr w:type="spellStart"/>
+      <w:r>
+        <w:t>api</w:t>
+      </w:r>
+      <w:proofErr w:type="spellEnd"/>
+      <w:r>
+        <w:t>/submit response; keep them in memory for review only). They'd then have to burn one attempt under that name to see answers — and the retake guard blocks the same name again.</w:t>
+      </w:r>
+    </w:p>
+    <w:p>
+      <w:pPr>
+        <w:numPr>
+          <w:ilvl w:val="1"/>
+          <w:numId w:val="8"/>
+        </w:numPr>
+        <w:spacing w:after="0"/>
+      </w:pPr>
+      <w:r>
+        <w:t>Until then, minimal mitigation: set </w:t>
+      </w:r>
+      <w:proofErr w:type="spellStart"/>
+      <w:r>
+        <w:t>allowReview</w:t>
+      </w:r>
+      <w:proofErr w:type="spellEnd"/>
+      <w:r>
+        <w:t>=false in config.txt before the exam (still only hides UI, doesn't remove answers from the JSON).</w:t>
+      </w:r>
+    </w:p>
+    <w:p>
+      <w:pPr>
+        <w:spacing w:after="0"/>
+      </w:pPr>
+      <w:r>
+        <w:t>High — results exposed to students</w:t>
+      </w:r>
+    </w:p>
+    <w:p>
+      <w:pPr>
+        <w:numPr>
+          <w:ilvl w:val="0"/>
+          <w:numId w:val="9"/>
+        </w:numPr>
+        <w:spacing w:after="0"/>
+      </w:pPr>
+      <w:r>
+        <w:t>Results APIs are unauthenticated. /</w:t>
+      </w:r>
+      <w:proofErr w:type="spellStart"/>
+      <w:r>
+        <w:t>api</w:t>
+      </w:r>
+      <w:proofErr w:type="spellEnd"/>
+      <w:r>
+        <w:t xml:space="preserve">/results/students returns every student's Name, Marks, IP, </w:t>
+      </w:r>
+      <w:proofErr w:type="spellStart"/>
+      <w:r>
+        <w:t>ComputerName</w:t>
+      </w:r>
+      <w:proofErr w:type="spellEnd"/>
+      <w:r>
+        <w:t xml:space="preserve"> (Program.cs:166-178), and /</w:t>
+      </w:r>
+      <w:proofErr w:type="spellStart"/>
+      <w:r>
+        <w:t>api</w:t>
+      </w:r>
+      <w:proofErr w:type="spellEnd"/>
+      <w:r>
+        <w:t>/results/detail returns their full answer sheet for any guessed name/class/section (Program.cs:180-199). They're intended for the teacher's machine but are reachable by any LAN client via fetch/curl. This leaks classmates' personal data and lets a student harvest all 110 correct answers by pulling one submitted classmate's detail.</w:t>
+      </w:r>
+    </w:p>
+    <w:p>
+      <w:pPr>
+        <w:spacing w:after="0"/>
+      </w:pPr>
+      <w:r>
+        <w:t>Medium</w:t>
+      </w:r>
+    </w:p>
+    <w:p>
+      <w:pPr>
+        <w:numPr>
+          <w:ilvl w:val="0"/>
+          <w:numId w:val="10"/>
+        </w:numPr>
+        <w:spacing w:after="0"/>
+      </w:pPr>
+      <w:r>
+        <w:lastRenderedPageBreak/>
+        <w:t>Client-controlled timer. The countdown that triggers auto-submit lives entirely in the browser (app.js:122-149, </w:t>
+      </w:r>
+      <w:proofErr w:type="spellStart"/>
+      <w:r>
+        <w:t>startTimer</w:t>
+      </w:r>
+      <w:proofErr w:type="spellEnd"/>
+      <w:r>
+        <w:t>). A student can edit </w:t>
+      </w:r>
+      <w:proofErr w:type="spellStart"/>
+      <w:proofErr w:type="gramStart"/>
+      <w:r>
+        <w:t>state.endTime</w:t>
+      </w:r>
+      <w:proofErr w:type="spellEnd"/>
+      <w:proofErr w:type="gramEnd"/>
+      <w:r>
+        <w:t> or halt the timer and take unlimited time. The server never enforces the deadline.</w:t>
+      </w:r>
+    </w:p>
+    <w:p>
+      <w:pPr>
+        <w:numPr>
+          <w:ilvl w:val="0"/>
+          <w:numId w:val="10"/>
+        </w:numPr>
+        <w:spacing w:after="0"/>
+      </w:pPr>
+      <w:r>
+        <w:t>No identity binding. Anyone can submit under any name (any mixture of answers, including all-correct). Combined with name squatting via /</w:t>
+      </w:r>
+      <w:proofErr w:type="spellStart"/>
+      <w:r>
+        <w:t>api</w:t>
+      </w:r>
+      <w:proofErr w:type="spellEnd"/>
+      <w:r>
+        <w:t>/check (a student can register unlimited arbitrary sessions to block classmates, sessions auto-expire after Time+5, so mild), and unlimited retakes under fake names to learn answers, then a real attempt. This is inherent to a nameless LAN quiz, but worth knowing.</w:t>
+      </w:r>
+    </w:p>
+    <w:p>
+      <w:pPr>
+        <w:numPr>
+          <w:ilvl w:val="0"/>
+          <w:numId w:val="10"/>
+        </w:numPr>
+        <w:spacing w:after="0"/>
+      </w:pPr>
+      <w:r>
+        <w:t>No rate limiting. /</w:t>
+      </w:r>
+      <w:proofErr w:type="spellStart"/>
+      <w:r>
+        <w:t>api</w:t>
+      </w:r>
+      <w:proofErr w:type="spellEnd"/>
+      <w:r>
+        <w:t>/check and /</w:t>
+      </w:r>
+      <w:proofErr w:type="spellStart"/>
+      <w:r>
+        <w:t>api</w:t>
+      </w:r>
+      <w:proofErr w:type="spellEnd"/>
+      <w:r>
+        <w:t>/submit can be spammed (small DoS / noise in Result.txt).</w:t>
+      </w:r>
+    </w:p>
+    <w:p>
+      <w:pPr>
+        <w:numPr>
+          <w:ilvl w:val="0"/>
+          <w:numId w:val="10"/>
+        </w:numPr>
+        <w:spacing w:after="0"/>
+      </w:pPr>
+      <w:r>
+        <w:t xml:space="preserve">Plaintext HTTP. The </w:t>
+      </w:r>
+      <w:proofErr w:type="spellStart"/>
+      <w:r>
+        <w:t>bank+answers</w:t>
+      </w:r>
+      <w:proofErr w:type="spellEnd"/>
+      <w:r>
+        <w:t xml:space="preserve"> and results travel unencrypted; on the same LAN segment a packet capture can see everything. Acceptable on a trusted </w:t>
+      </w:r>
+      <w:proofErr w:type="spellStart"/>
+      <w:r>
+        <w:t>wifi</w:t>
+      </w:r>
+      <w:proofErr w:type="spellEnd"/>
+      <w:r>
+        <w:t xml:space="preserve">, not on one </w:t>
+      </w:r>
+      <w:proofErr w:type="gramStart"/>
+      <w:r>
+        <w:t>students</w:t>
+      </w:r>
+      <w:proofErr w:type="gramEnd"/>
+      <w:r>
+        <w:t xml:space="preserve"> share with the lab network.</w:t>
+      </w:r>
+    </w:p>
+    <w:p>
+      <w:pPr>
+        <w:spacing w:after="0"/>
+      </w:pPr>
+      <w:r>
+        <w:t>Recommended fixes (in priority order)</w:t>
+      </w:r>
+    </w:p>
+    <w:p>
+      <w:pPr>
+        <w:numPr>
+          <w:ilvl w:val="0"/>
+          <w:numId w:val="11"/>
+        </w:numPr>
+        <w:spacing w:after="0"/>
+      </w:pPr>
+      <w:r>
+        <w:t>Don't send answers before submission (biggest win vs. F12): split /</w:t>
+      </w:r>
+      <w:proofErr w:type="spellStart"/>
+      <w:r>
+        <w:t>api</w:t>
+      </w:r>
+      <w:proofErr w:type="spellEnd"/>
+      <w:r>
+        <w:t>/questions into the </w:t>
+      </w:r>
+      <w:r>
+        <w:rPr>
+          <w:i/>
+          <w:iCs/>
+        </w:rPr>
+        <w:t>bank</w:t>
+      </w:r>
+      <w:r>
+        <w:t> (no </w:t>
+      </w:r>
+      <w:proofErr w:type="spellStart"/>
+      <w:r>
+        <w:t>correctIndices</w:t>
+      </w:r>
+      <w:proofErr w:type="spellEnd"/>
+      <w:r>
+        <w:t>) and serve review verdicts only after a completed attempt via /</w:t>
+      </w:r>
+      <w:proofErr w:type="spellStart"/>
+      <w:r>
+        <w:t>api</w:t>
+      </w:r>
+      <w:proofErr w:type="spellEnd"/>
+      <w:r>
+        <w:t>/submit response.</w:t>
+      </w:r>
+    </w:p>
+    <w:p>
+      <w:pPr>
+        <w:numPr>
+          <w:ilvl w:val="0"/>
+          <w:numId w:val="11"/>
+        </w:numPr>
+        <w:spacing w:after="0"/>
+      </w:pPr>
+      <w:r>
+        <w:t>IP-allowlist the teacher endpoints: add </w:t>
+      </w:r>
+      <w:proofErr w:type="spellStart"/>
+      <w:r>
+        <w:t>teacherIp</w:t>
+      </w:r>
+      <w:proofErr w:type="spellEnd"/>
+      <w:r>
+        <w:t>= to config.txt; return 403 on /</w:t>
+      </w:r>
+      <w:proofErr w:type="spellStart"/>
+      <w:r>
+        <w:t>api</w:t>
+      </w:r>
+      <w:proofErr w:type="spellEnd"/>
+      <w:r>
+        <w:t>/results/students, /</w:t>
+      </w:r>
+      <w:proofErr w:type="spellStart"/>
+      <w:r>
+        <w:t>api</w:t>
+      </w:r>
+      <w:proofErr w:type="spellEnd"/>
+      <w:r>
+        <w:t>/results/detail, and /</w:t>
+      </w:r>
+      <w:proofErr w:type="spellStart"/>
+      <w:r>
+        <w:t>api</w:t>
+      </w:r>
+      <w:proofErr w:type="spellEnd"/>
+      <w:r>
+        <w:t>/import unless the request comes from the teacher's IP. Stops classmates from scraping results/answers entirely.</w:t>
+      </w:r>
+    </w:p>
+    <w:p>
+      <w:pPr>
+        <w:numPr>
+          <w:ilvl w:val="0"/>
+          <w:numId w:val="11"/>
+        </w:numPr>
+        <w:spacing w:after="0"/>
+      </w:pPr>
+      <w:r>
+        <w:t>Add simple per-IP rate limiting on /</w:t>
+      </w:r>
+      <w:proofErr w:type="spellStart"/>
+      <w:r>
+        <w:t>api</w:t>
+      </w:r>
+      <w:proofErr w:type="spellEnd"/>
+      <w:r>
+        <w:t>/check + /</w:t>
+      </w:r>
+      <w:proofErr w:type="spellStart"/>
+      <w:r>
+        <w:t>api</w:t>
+      </w:r>
+      <w:proofErr w:type="spellEnd"/>
+      <w:r>
+        <w:t>/submit (blunt DoS/squatting).</w:t>
+      </w:r>
+    </w:p>
+    <w:p>
+      <w:pPr>
+        <w:numPr>
+          <w:ilvl w:val="0"/>
+          <w:numId w:val="11"/>
+        </w:numPr>
+        <w:spacing w:after="0"/>
+      </w:pPr>
+      <w:r>
+        <w:t>Keep </w:t>
+      </w:r>
+      <w:proofErr w:type="spellStart"/>
+      <w:r>
+        <w:t>allowReview</w:t>
+      </w:r>
+      <w:proofErr w:type="spellEnd"/>
+      <w:r>
+        <w:t>=false during the exam; flip on at result time.</w:t>
+      </w:r>
+    </w:p>
+    <w:p>
+      <w:pPr>
+        <w:numPr>
+          <w:ilvl w:val="0"/>
+          <w:numId w:val="11"/>
+        </w:numPr>
+        <w:spacing w:after="0"/>
+      </w:pPr>
+      <w:r>
+        <w:t>Optionally: bind Kestrel to the teacher machine's LAN IP instead of 0.0.0.0 (Program.cs:46) to shrink the reachable surface — minor on a closed LAN.</w:t>
+      </w:r>
+    </w:p>
+    <w:p>
+      <w:pPr>
+        <w:spacing w:after="0"/>
+      </w:pPr>
+      <w:r>
+        <w:t>Bottom line: the app is defensively solid (no server compromise path, graded server-side, no data files exposed). The real risk for a quiz is </w:t>
+      </w:r>
+      <w:proofErr w:type="gramStart"/>
+      <w:r>
+        <w:t>answer</w:t>
+      </w:r>
+      <w:proofErr w:type="gramEnd"/>
+      <w:r>
+        <w:t xml:space="preserve"> leakage via /</w:t>
+      </w:r>
+      <w:proofErr w:type="spellStart"/>
+      <w:r>
+        <w:t>api</w:t>
+      </w:r>
+      <w:proofErr w:type="spellEnd"/>
+      <w:r>
+        <w:t>/questions and unauthenticated result endpoints, and a client-side timer. Fix items 1 and 2 and your F12/terminal concerns are largely addressed.</w:t>
+      </w:r>
+    </w:p>
+    <w:p>
+      <w:pPr>
+        <w:spacing w:after="0"/>
+      </w:pPr>
+      <w:r>
+        <w:t>Want me to implement the /</w:t>
+      </w:r>
+      <w:proofErr w:type="spellStart"/>
+      <w:r>
+        <w:t>api</w:t>
+      </w:r>
+      <w:proofErr w:type="spellEnd"/>
+      <w:r>
+        <w:t>/questions answer-separation (item 1) and/or the teacher-IP allowlist (item 2)?</w:t>
       </w:r>
     </w:p>
     <w:p>
@@ -448,6 +1153,232 @@
 <file path=word/numbering.xml><?xml version="1.0" encoding="utf-8"?>
 <w:numbering xmlns:wpc="http://schemas.microsoft.com/office/word/2010/wordprocessingCanvas" xmlns:cx="http://schemas.microsoft.com/office/drawing/2014/chartex" xmlns:cx1="http://schemas.microsoft.com/office/drawing/2015/9/8/chartex" xmlns:cx2="http://schemas.microsoft.com/office/drawing/2015/10/21/chartex" xmlns:cx3="http://schemas.microsoft.com/office/drawing/2016/5/9/chartex" xmlns:cx4="http://schemas.microsoft.com/office/drawing/2016/5/10/chartex" xmlns:cx5="http://schemas.microsoft.com/office/drawing/2016/5/11/chartex" xmlns:cx6="http://schemas.microsoft.com/office/drawing/2016/5/12/chartex" xmlns:cx7="http://schemas.microsoft.com/office/drawing/2016/5/13/chartex" xmlns:cx8="http://schemas.microsoft.com/office/drawing/2016/5/14/chartex" xmlns:mc="http://schemas.openxmlformats.org/markup-compatibility/2006" xmlns:aink="http://schemas.microsoft.com/office/drawing/2016/ink" xmlns:am3d="http://schemas.microsoft.com/office/drawing/2017/model3d" xmlns:o="urn:schemas-microsoft-com:office:office" xmlns:oel="http://schemas.microsoft.com/office/2019/extlst" xmlns:r="http://schemas.openxmlformats.org/officeDocument/2006/relationships" xmlns:m="http://schemas.openxmlformats.org/officeDocument/2006/math" xmlns:v="urn:schemas-microsoft-com:vml" xmlns:wp14="http://schemas.microsoft.com/office/word/2010/wordprocessingDrawing" xmlns:wp="http://schemas.openxmlformats.org/drawingml/2006/wordprocessingDrawing" xmlns:w10="urn:schemas-microsoft-com:office:word" xmlns:w="http://schemas.openxmlformats.org/wordprocessingml/2006/main" xmlns:w14="http://schemas.microsoft.com/office/word/2010/wordml" xmlns:w15="http://schemas.microsoft.com/office/word/2012/wordml" xmlns:w16cex="http://schemas.microsoft.com/office/word/2018/wordml/cex" xmlns:w16cid="http://schemas.microsoft.com/office/word/2016/wordml/cid" xmlns:w16="http://schemas.microsoft.com/office/word/2018/wordml" xmlns:w16du="http://schemas.microsoft.com/office/word/2023/wordml/word16du" xmlns:w16sdtdh="http://schemas.microsoft.com/office/word/2020/wordml/sdtdatahash" xmlns:w16sdtfl="http://schemas.microsoft.com/office/word/2024/wordml/sdtformatlock" xmlns:w16se="http://schemas.microsoft.com/office/word/2015/wordml/symex" xmlns:wpg="http://schemas.microsoft.com/office/word/2010/wordprocessingGroup" xmlns:wpi="http://schemas.microsoft.com/office/word/2010/wordprocessingInk" xmlns:wne="http://schemas.microsoft.com/office/word/2006/wordml" xmlns:wps="http://schemas.microsoft.com/office/word/2010/wordprocessingShape" mc:Ignorable="w14 w15 w16se w16cid w16 w16cex w16sdtdh w16sdtfl w16du wp14">
   <w:abstractNum w:abstractNumId="0" w15:restartNumberingAfterBreak="0">
+    <w:nsid w:val="1ACA5A94"/>
+    <w:multiLevelType w:val="multilevel"/>
+    <w:tmpl w:val="5EAEA30E"/>
+    <w:lvl w:ilvl="0">
+      <w:start w:val="3"/>
+      <w:numFmt w:val="decimal"/>
+      <w:lvlText w:val="%1."/>
+      <w:lvlJc w:val="left"/>
+      <w:pPr>
+        <w:tabs>
+          <w:tab w:val="num" w:pos="720"/>
+        </w:tabs>
+        <w:ind w:left="720" w:hanging="360"/>
+      </w:pPr>
+    </w:lvl>
+    <w:lvl w:ilvl="1" w:tentative="1">
+      <w:start w:val="1"/>
+      <w:numFmt w:val="decimal"/>
+      <w:lvlText w:val="%2."/>
+      <w:lvlJc w:val="left"/>
+      <w:pPr>
+        <w:tabs>
+          <w:tab w:val="num" w:pos="1440"/>
+        </w:tabs>
+        <w:ind w:left="1440" w:hanging="360"/>
+      </w:pPr>
+    </w:lvl>
+    <w:lvl w:ilvl="2" w:tentative="1">
+      <w:start w:val="1"/>
+      <w:numFmt w:val="decimal"/>
+      <w:lvlText w:val="%3."/>
+      <w:lvlJc w:val="left"/>
+      <w:pPr>
+        <w:tabs>
+          <w:tab w:val="num" w:pos="2160"/>
+        </w:tabs>
+        <w:ind w:left="2160" w:hanging="360"/>
+      </w:pPr>
+    </w:lvl>
+    <w:lvl w:ilvl="3" w:tentative="1">
+      <w:start w:val="1"/>
+      <w:numFmt w:val="decimal"/>
+      <w:lvlText w:val="%4."/>
+      <w:lvlJc w:val="left"/>
+      <w:pPr>
+        <w:tabs>
+          <w:tab w:val="num" w:pos="2880"/>
+        </w:tabs>
+        <w:ind w:left="2880" w:hanging="360"/>
+      </w:pPr>
+    </w:lvl>
+    <w:lvl w:ilvl="4" w:tentative="1">
+      <w:start w:val="1"/>
+      <w:numFmt w:val="decimal"/>
+      <w:lvlText w:val="%5."/>
+      <w:lvlJc w:val="left"/>
+      <w:pPr>
+        <w:tabs>
+          <w:tab w:val="num" w:pos="3600"/>
+        </w:tabs>
+        <w:ind w:left="3600" w:hanging="360"/>
+      </w:pPr>
+    </w:lvl>
+    <w:lvl w:ilvl="5" w:tentative="1">
+      <w:start w:val="1"/>
+      <w:numFmt w:val="decimal"/>
+      <w:lvlText w:val="%6."/>
+      <w:lvlJc w:val="left"/>
+      <w:pPr>
+        <w:tabs>
+          <w:tab w:val="num" w:pos="4320"/>
+        </w:tabs>
+        <w:ind w:left="4320" w:hanging="360"/>
+      </w:pPr>
+    </w:lvl>
+    <w:lvl w:ilvl="6" w:tentative="1">
+      <w:start w:val="1"/>
+      <w:numFmt w:val="decimal"/>
+      <w:lvlText w:val="%7."/>
+      <w:lvlJc w:val="left"/>
+      <w:pPr>
+        <w:tabs>
+          <w:tab w:val="num" w:pos="5040"/>
+        </w:tabs>
+        <w:ind w:left="5040" w:hanging="360"/>
+      </w:pPr>
+    </w:lvl>
+    <w:lvl w:ilvl="7" w:tentative="1">
+      <w:start w:val="1"/>
+      <w:numFmt w:val="decimal"/>
+      <w:lvlText w:val="%8."/>
+      <w:lvlJc w:val="left"/>
+      <w:pPr>
+        <w:tabs>
+          <w:tab w:val="num" w:pos="5760"/>
+        </w:tabs>
+        <w:ind w:left="5760" w:hanging="360"/>
+      </w:pPr>
+    </w:lvl>
+    <w:lvl w:ilvl="8" w:tentative="1">
+      <w:start w:val="1"/>
+      <w:numFmt w:val="decimal"/>
+      <w:lvlText w:val="%9."/>
+      <w:lvlJc w:val="left"/>
+      <w:pPr>
+        <w:tabs>
+          <w:tab w:val="num" w:pos="6480"/>
+        </w:tabs>
+        <w:ind w:left="6480" w:hanging="360"/>
+      </w:pPr>
+    </w:lvl>
+  </w:abstractNum>
+  <w:abstractNum w:abstractNumId="1" w15:restartNumberingAfterBreak="0">
+    <w:nsid w:val="1FD01EB8"/>
+    <w:multiLevelType w:val="multilevel"/>
+    <w:tmpl w:val="45B22E40"/>
+    <w:lvl w:ilvl="0">
+      <w:start w:val="1"/>
+      <w:numFmt w:val="decimal"/>
+      <w:lvlText w:val="%1."/>
+      <w:lvlJc w:val="left"/>
+      <w:pPr>
+        <w:tabs>
+          <w:tab w:val="num" w:pos="720"/>
+        </w:tabs>
+        <w:ind w:left="720" w:hanging="360"/>
+      </w:pPr>
+    </w:lvl>
+    <w:lvl w:ilvl="1" w:tentative="1">
+      <w:start w:val="1"/>
+      <w:numFmt w:val="decimal"/>
+      <w:lvlText w:val="%2."/>
+      <w:lvlJc w:val="left"/>
+      <w:pPr>
+        <w:tabs>
+          <w:tab w:val="num" w:pos="1440"/>
+        </w:tabs>
+        <w:ind w:left="1440" w:hanging="360"/>
+      </w:pPr>
+    </w:lvl>
+    <w:lvl w:ilvl="2" w:tentative="1">
+      <w:start w:val="1"/>
+      <w:numFmt w:val="decimal"/>
+      <w:lvlText w:val="%3."/>
+      <w:lvlJc w:val="left"/>
+      <w:pPr>
+        <w:tabs>
+          <w:tab w:val="num" w:pos="2160"/>
+        </w:tabs>
+        <w:ind w:left="2160" w:hanging="360"/>
+      </w:pPr>
+    </w:lvl>
+    <w:lvl w:ilvl="3" w:tentative="1">
+      <w:start w:val="1"/>
+      <w:numFmt w:val="decimal"/>
+      <w:lvlText w:val="%4."/>
+      <w:lvlJc w:val="left"/>
+      <w:pPr>
+        <w:tabs>
+          <w:tab w:val="num" w:pos="2880"/>
+        </w:tabs>
+        <w:ind w:left="2880" w:hanging="360"/>
+      </w:pPr>
+    </w:lvl>
+    <w:lvl w:ilvl="4" w:tentative="1">
+      <w:start w:val="1"/>
+      <w:numFmt w:val="decimal"/>
+      <w:lvlText w:val="%5."/>
+      <w:lvlJc w:val="left"/>
+      <w:pPr>
+        <w:tabs>
+          <w:tab w:val="num" w:pos="3600"/>
+        </w:tabs>
+        <w:ind w:left="3600" w:hanging="360"/>
+      </w:pPr>
+    </w:lvl>
+    <w:lvl w:ilvl="5" w:tentative="1">
+      <w:start w:val="1"/>
+      <w:numFmt w:val="decimal"/>
+      <w:lvlText w:val="%6."/>
+      <w:lvlJc w:val="left"/>
+      <w:pPr>
+        <w:tabs>
+          <w:tab w:val="num" w:pos="4320"/>
+        </w:tabs>
+        <w:ind w:left="4320" w:hanging="360"/>
+      </w:pPr>
+    </w:lvl>
+    <w:lvl w:ilvl="6" w:tentative="1">
+      <w:start w:val="1"/>
+      <w:numFmt w:val="decimal"/>
+      <w:lvlText w:val="%7."/>
+      <w:lvlJc w:val="left"/>
+      <w:pPr>
+        <w:tabs>
+          <w:tab w:val="num" w:pos="5040"/>
+        </w:tabs>
+        <w:ind w:left="5040" w:hanging="360"/>
+      </w:pPr>
+    </w:lvl>
+    <w:lvl w:ilvl="7" w:tentative="1">
+      <w:start w:val="1"/>
+      <w:numFmt w:val="decimal"/>
+      <w:lvlText w:val="%8."/>
+      <w:lvlJc w:val="left"/>
+      <w:pPr>
+        <w:tabs>
+          <w:tab w:val="num" w:pos="5760"/>
+        </w:tabs>
+        <w:ind w:left="5760" w:hanging="360"/>
+      </w:pPr>
+    </w:lvl>
+    <w:lvl w:ilvl="8" w:tentative="1">
+      <w:start w:val="1"/>
+      <w:numFmt w:val="decimal"/>
+      <w:lvlText w:val="%9."/>
+      <w:lvlJc w:val="left"/>
+      <w:pPr>
+        <w:tabs>
+          <w:tab w:val="num" w:pos="6480"/>
+        </w:tabs>
+        <w:ind w:left="6480" w:hanging="360"/>
+      </w:pPr>
+    </w:lvl>
+  </w:abstractNum>
+  <w:abstractNum w:abstractNumId="2" w15:restartNumberingAfterBreak="0">
     <w:nsid w:val="211E2608"/>
     <w:multiLevelType w:val="multilevel"/>
     <w:tmpl w:val="831C40BC"/>
@@ -596,7 +1527,156 @@
       </w:rPr>
     </w:lvl>
   </w:abstractNum>
-  <w:abstractNum w:abstractNumId="1" w15:restartNumberingAfterBreak="0">
+  <w:abstractNum w:abstractNumId="3" w15:restartNumberingAfterBreak="0">
+    <w:nsid w:val="295A1355"/>
+    <w:multiLevelType w:val="multilevel"/>
+    <w:tmpl w:val="B320824A"/>
+    <w:lvl w:ilvl="0">
+      <w:start w:val="1"/>
+      <w:numFmt w:val="bullet"/>
+      <w:lvlText w:val=""/>
+      <w:lvlJc w:val="left"/>
+      <w:pPr>
+        <w:tabs>
+          <w:tab w:val="num" w:pos="720"/>
+        </w:tabs>
+        <w:ind w:left="720" w:hanging="360"/>
+      </w:pPr>
+      <w:rPr>
+        <w:rFonts w:ascii="Symbol" w:hAnsi="Symbol" w:hint="default"/>
+        <w:sz w:val="20"/>
+      </w:rPr>
+    </w:lvl>
+    <w:lvl w:ilvl="1" w:tentative="1">
+      <w:start w:val="1"/>
+      <w:numFmt w:val="bullet"/>
+      <w:lvlText w:val=""/>
+      <w:lvlJc w:val="left"/>
+      <w:pPr>
+        <w:tabs>
+          <w:tab w:val="num" w:pos="1440"/>
+        </w:tabs>
+        <w:ind w:left="1440" w:hanging="360"/>
+      </w:pPr>
+      <w:rPr>
+        <w:rFonts w:ascii="Symbol" w:hAnsi="Symbol" w:hint="default"/>
+        <w:sz w:val="20"/>
+      </w:rPr>
+    </w:lvl>
+    <w:lvl w:ilvl="2" w:tentative="1">
+      <w:start w:val="1"/>
+      <w:numFmt w:val="bullet"/>
+      <w:lvlText w:val=""/>
+      <w:lvlJc w:val="left"/>
+      <w:pPr>
+        <w:tabs>
+          <w:tab w:val="num" w:pos="2160"/>
+        </w:tabs>
+        <w:ind w:left="2160" w:hanging="360"/>
+      </w:pPr>
+      <w:rPr>
+        <w:rFonts w:ascii="Symbol" w:hAnsi="Symbol" w:hint="default"/>
+        <w:sz w:val="20"/>
+      </w:rPr>
+    </w:lvl>
+    <w:lvl w:ilvl="3" w:tentative="1">
+      <w:start w:val="1"/>
+      <w:numFmt w:val="bullet"/>
+      <w:lvlText w:val=""/>
+      <w:lvlJc w:val="left"/>
+      <w:pPr>
+        <w:tabs>
+          <w:tab w:val="num" w:pos="2880"/>
+        </w:tabs>
+        <w:ind w:left="2880" w:hanging="360"/>
+      </w:pPr>
+      <w:rPr>
+        <w:rFonts w:ascii="Symbol" w:hAnsi="Symbol" w:hint="default"/>
+        <w:sz w:val="20"/>
+      </w:rPr>
+    </w:lvl>
+    <w:lvl w:ilvl="4" w:tentative="1">
+      <w:start w:val="1"/>
+      <w:numFmt w:val="bullet"/>
+      <w:lvlText w:val=""/>
+      <w:lvlJc w:val="left"/>
+      <w:pPr>
+        <w:tabs>
+          <w:tab w:val="num" w:pos="3600"/>
+        </w:tabs>
+        <w:ind w:left="3600" w:hanging="360"/>
+      </w:pPr>
+      <w:rPr>
+        <w:rFonts w:ascii="Symbol" w:hAnsi="Symbol" w:hint="default"/>
+        <w:sz w:val="20"/>
+      </w:rPr>
+    </w:lvl>
+    <w:lvl w:ilvl="5" w:tentative="1">
+      <w:start w:val="1"/>
+      <w:numFmt w:val="bullet"/>
+      <w:lvlText w:val=""/>
+      <w:lvlJc w:val="left"/>
+      <w:pPr>
+        <w:tabs>
+          <w:tab w:val="num" w:pos="4320"/>
+        </w:tabs>
+        <w:ind w:left="4320" w:hanging="360"/>
+      </w:pPr>
+      <w:rPr>
+        <w:rFonts w:ascii="Symbol" w:hAnsi="Symbol" w:hint="default"/>
+        <w:sz w:val="20"/>
+      </w:rPr>
+    </w:lvl>
+    <w:lvl w:ilvl="6" w:tentative="1">
+      <w:start w:val="1"/>
+      <w:numFmt w:val="bullet"/>
+      <w:lvlText w:val=""/>
+      <w:lvlJc w:val="left"/>
+      <w:pPr>
+        <w:tabs>
+          <w:tab w:val="num" w:pos="5040"/>
+        </w:tabs>
+        <w:ind w:left="5040" w:hanging="360"/>
+      </w:pPr>
+      <w:rPr>
+        <w:rFonts w:ascii="Symbol" w:hAnsi="Symbol" w:hint="default"/>
+        <w:sz w:val="20"/>
+      </w:rPr>
+    </w:lvl>
+    <w:lvl w:ilvl="7" w:tentative="1">
+      <w:start w:val="1"/>
+      <w:numFmt w:val="bullet"/>
+      <w:lvlText w:val=""/>
+      <w:lvlJc w:val="left"/>
+      <w:pPr>
+        <w:tabs>
+          <w:tab w:val="num" w:pos="5760"/>
+        </w:tabs>
+        <w:ind w:left="5760" w:hanging="360"/>
+      </w:pPr>
+      <w:rPr>
+        <w:rFonts w:ascii="Symbol" w:hAnsi="Symbol" w:hint="default"/>
+        <w:sz w:val="20"/>
+      </w:rPr>
+    </w:lvl>
+    <w:lvl w:ilvl="8" w:tentative="1">
+      <w:start w:val="1"/>
+      <w:numFmt w:val="bullet"/>
+      <w:lvlText w:val=""/>
+      <w:lvlJc w:val="left"/>
+      <w:pPr>
+        <w:tabs>
+          <w:tab w:val="num" w:pos="6480"/>
+        </w:tabs>
+        <w:ind w:left="6480" w:hanging="360"/>
+      </w:pPr>
+      <w:rPr>
+        <w:rFonts w:ascii="Symbol" w:hAnsi="Symbol" w:hint="default"/>
+        <w:sz w:val="20"/>
+      </w:rPr>
+    </w:lvl>
+  </w:abstractNum>
+  <w:abstractNum w:abstractNumId="4" w15:restartNumberingAfterBreak="0">
     <w:nsid w:val="2DA30B7A"/>
     <w:multiLevelType w:val="multilevel"/>
     <w:tmpl w:val="D87491D0"/>
@@ -745,7 +1825,7 @@
       </w:rPr>
     </w:lvl>
   </w:abstractNum>
-  <w:abstractNum w:abstractNumId="2" w15:restartNumberingAfterBreak="0">
+  <w:abstractNum w:abstractNumId="5" w15:restartNumberingAfterBreak="0">
     <w:nsid w:val="31107976"/>
     <w:multiLevelType w:val="multilevel"/>
     <w:tmpl w:val="0F2EA1B8"/>
@@ -894,7 +1974,7 @@
       </w:rPr>
     </w:lvl>
   </w:abstractNum>
-  <w:abstractNum w:abstractNumId="3" w15:restartNumberingAfterBreak="0">
+  <w:abstractNum w:abstractNumId="6" w15:restartNumberingAfterBreak="0">
     <w:nsid w:val="4E4611AB"/>
     <w:multiLevelType w:val="multilevel"/>
     <w:tmpl w:val="FC0C1D72"/>
@@ -1043,7 +2123,120 @@
       </w:rPr>
     </w:lvl>
   </w:abstractNum>
-  <w:abstractNum w:abstractNumId="4" w15:restartNumberingAfterBreak="0">
+  <w:abstractNum w:abstractNumId="7" w15:restartNumberingAfterBreak="0">
+    <w:nsid w:val="57D6733B"/>
+    <w:multiLevelType w:val="multilevel"/>
+    <w:tmpl w:val="DF26701C"/>
+    <w:lvl w:ilvl="0">
+      <w:start w:val="2"/>
+      <w:numFmt w:val="decimal"/>
+      <w:lvlText w:val="%1."/>
+      <w:lvlJc w:val="left"/>
+      <w:pPr>
+        <w:tabs>
+          <w:tab w:val="num" w:pos="720"/>
+        </w:tabs>
+        <w:ind w:left="720" w:hanging="360"/>
+      </w:pPr>
+    </w:lvl>
+    <w:lvl w:ilvl="1" w:tentative="1">
+      <w:start w:val="1"/>
+      <w:numFmt w:val="decimal"/>
+      <w:lvlText w:val="%2."/>
+      <w:lvlJc w:val="left"/>
+      <w:pPr>
+        <w:tabs>
+          <w:tab w:val="num" w:pos="1440"/>
+        </w:tabs>
+        <w:ind w:left="1440" w:hanging="360"/>
+      </w:pPr>
+    </w:lvl>
+    <w:lvl w:ilvl="2" w:tentative="1">
+      <w:start w:val="1"/>
+      <w:numFmt w:val="decimal"/>
+      <w:lvlText w:val="%3."/>
+      <w:lvlJc w:val="left"/>
+      <w:pPr>
+        <w:tabs>
+          <w:tab w:val="num" w:pos="2160"/>
+        </w:tabs>
+        <w:ind w:left="2160" w:hanging="360"/>
+      </w:pPr>
+    </w:lvl>
+    <w:lvl w:ilvl="3" w:tentative="1">
+      <w:start w:val="1"/>
+      <w:numFmt w:val="decimal"/>
+      <w:lvlText w:val="%4."/>
+      <w:lvlJc w:val="left"/>
+      <w:pPr>
+        <w:tabs>
+          <w:tab w:val="num" w:pos="2880"/>
+        </w:tabs>
+        <w:ind w:left="2880" w:hanging="360"/>
+      </w:pPr>
+    </w:lvl>
+    <w:lvl w:ilvl="4" w:tentative="1">
+      <w:start w:val="1"/>
+      <w:numFmt w:val="decimal"/>
+      <w:lvlText w:val="%5."/>
+      <w:lvlJc w:val="left"/>
+      <w:pPr>
+        <w:tabs>
+          <w:tab w:val="num" w:pos="3600"/>
+        </w:tabs>
+        <w:ind w:left="3600" w:hanging="360"/>
+      </w:pPr>
+    </w:lvl>
+    <w:lvl w:ilvl="5" w:tentative="1">
+      <w:start w:val="1"/>
+      <w:numFmt w:val="decimal"/>
+      <w:lvlText w:val="%6."/>
+      <w:lvlJc w:val="left"/>
+      <w:pPr>
+        <w:tabs>
+          <w:tab w:val="num" w:pos="4320"/>
+        </w:tabs>
+        <w:ind w:left="4320" w:hanging="360"/>
+      </w:pPr>
+    </w:lvl>
+    <w:lvl w:ilvl="6" w:tentative="1">
+      <w:start w:val="1"/>
+      <w:numFmt w:val="decimal"/>
+      <w:lvlText w:val="%7."/>
+      <w:lvlJc w:val="left"/>
+      <w:pPr>
+        <w:tabs>
+          <w:tab w:val="num" w:pos="5040"/>
+        </w:tabs>
+        <w:ind w:left="5040" w:hanging="360"/>
+      </w:pPr>
+    </w:lvl>
+    <w:lvl w:ilvl="7" w:tentative="1">
+      <w:start w:val="1"/>
+      <w:numFmt w:val="decimal"/>
+      <w:lvlText w:val="%8."/>
+      <w:lvlJc w:val="left"/>
+      <w:pPr>
+        <w:tabs>
+          <w:tab w:val="num" w:pos="5760"/>
+        </w:tabs>
+        <w:ind w:left="5760" w:hanging="360"/>
+      </w:pPr>
+    </w:lvl>
+    <w:lvl w:ilvl="8" w:tentative="1">
+      <w:start w:val="1"/>
+      <w:numFmt w:val="decimal"/>
+      <w:lvlText w:val="%9."/>
+      <w:lvlJc w:val="left"/>
+      <w:pPr>
+        <w:tabs>
+          <w:tab w:val="num" w:pos="6480"/>
+        </w:tabs>
+        <w:ind w:left="6480" w:hanging="360"/>
+      </w:pPr>
+    </w:lvl>
+  </w:abstractNum>
+  <w:abstractNum w:abstractNumId="8" w15:restartNumberingAfterBreak="0">
     <w:nsid w:val="69024C3D"/>
     <w:multiLevelType w:val="multilevel"/>
     <w:tmpl w:val="F4002D28"/>
@@ -1192,7 +2385,7 @@
       </w:rPr>
     </w:lvl>
   </w:abstractNum>
-  <w:abstractNum w:abstractNumId="5" w15:restartNumberingAfterBreak="0">
+  <w:abstractNum w:abstractNumId="9" w15:restartNumberingAfterBreak="0">
     <w:nsid w:val="74967F22"/>
     <w:multiLevelType w:val="multilevel"/>
     <w:tmpl w:val="2460BBAA"/>
@@ -1341,23 +2534,155 @@
       </w:rPr>
     </w:lvl>
   </w:abstractNum>
+  <w:abstractNum w:abstractNumId="10" w15:restartNumberingAfterBreak="0">
+    <w:nsid w:val="7E9F6114"/>
+    <w:multiLevelType w:val="multilevel"/>
+    <w:tmpl w:val="210E9D84"/>
+    <w:lvl w:ilvl="0">
+      <w:start w:val="1"/>
+      <w:numFmt w:val="decimal"/>
+      <w:lvlText w:val="%1."/>
+      <w:lvlJc w:val="left"/>
+      <w:pPr>
+        <w:tabs>
+          <w:tab w:val="num" w:pos="720"/>
+        </w:tabs>
+        <w:ind w:left="720" w:hanging="360"/>
+      </w:pPr>
+    </w:lvl>
+    <w:lvl w:ilvl="1">
+      <w:start w:val="1"/>
+      <w:numFmt w:val="bullet"/>
+      <w:lvlText w:val=""/>
+      <w:lvlJc w:val="left"/>
+      <w:pPr>
+        <w:tabs>
+          <w:tab w:val="num" w:pos="1440"/>
+        </w:tabs>
+        <w:ind w:left="1440" w:hanging="360"/>
+      </w:pPr>
+      <w:rPr>
+        <w:rFonts w:ascii="Symbol" w:hAnsi="Symbol" w:hint="default"/>
+        <w:sz w:val="20"/>
+      </w:rPr>
+    </w:lvl>
+    <w:lvl w:ilvl="2" w:tentative="1">
+      <w:start w:val="1"/>
+      <w:numFmt w:val="decimal"/>
+      <w:lvlText w:val="%3."/>
+      <w:lvlJc w:val="left"/>
+      <w:pPr>
+        <w:tabs>
+          <w:tab w:val="num" w:pos="2160"/>
+        </w:tabs>
+        <w:ind w:left="2160" w:hanging="360"/>
+      </w:pPr>
+    </w:lvl>
+    <w:lvl w:ilvl="3" w:tentative="1">
+      <w:start w:val="1"/>
+      <w:numFmt w:val="decimal"/>
+      <w:lvlText w:val="%4."/>
+      <w:lvlJc w:val="left"/>
+      <w:pPr>
+        <w:tabs>
+          <w:tab w:val="num" w:pos="2880"/>
+        </w:tabs>
+        <w:ind w:left="2880" w:hanging="360"/>
+      </w:pPr>
+    </w:lvl>
+    <w:lvl w:ilvl="4" w:tentative="1">
+      <w:start w:val="1"/>
+      <w:numFmt w:val="decimal"/>
+      <w:lvlText w:val="%5."/>
+      <w:lvlJc w:val="left"/>
+      <w:pPr>
+        <w:tabs>
+          <w:tab w:val="num" w:pos="3600"/>
+        </w:tabs>
+        <w:ind w:left="3600" w:hanging="360"/>
+      </w:pPr>
+    </w:lvl>
+    <w:lvl w:ilvl="5" w:tentative="1">
+      <w:start w:val="1"/>
+      <w:numFmt w:val="decimal"/>
+      <w:lvlText w:val="%6."/>
+      <w:lvlJc w:val="left"/>
+      <w:pPr>
+        <w:tabs>
+          <w:tab w:val="num" w:pos="4320"/>
+        </w:tabs>
+        <w:ind w:left="4320" w:hanging="360"/>
+      </w:pPr>
+    </w:lvl>
+    <w:lvl w:ilvl="6" w:tentative="1">
+      <w:start w:val="1"/>
+      <w:numFmt w:val="decimal"/>
+      <w:lvlText w:val="%7."/>
+      <w:lvlJc w:val="left"/>
+      <w:pPr>
+        <w:tabs>
+          <w:tab w:val="num" w:pos="5040"/>
+        </w:tabs>
+        <w:ind w:left="5040" w:hanging="360"/>
+      </w:pPr>
+    </w:lvl>
+    <w:lvl w:ilvl="7" w:tentative="1">
+      <w:start w:val="1"/>
+      <w:numFmt w:val="decimal"/>
+      <w:lvlText w:val="%8."/>
+      <w:lvlJc w:val="left"/>
+      <w:pPr>
+        <w:tabs>
+          <w:tab w:val="num" w:pos="5760"/>
+        </w:tabs>
+        <w:ind w:left="5760" w:hanging="360"/>
+      </w:pPr>
+    </w:lvl>
+    <w:lvl w:ilvl="8" w:tentative="1">
+      <w:start w:val="1"/>
+      <w:numFmt w:val="decimal"/>
+      <w:lvlText w:val="%9."/>
+      <w:lvlJc w:val="left"/>
+      <w:pPr>
+        <w:tabs>
+          <w:tab w:val="num" w:pos="6480"/>
+        </w:tabs>
+        <w:ind w:left="6480" w:hanging="360"/>
+      </w:pPr>
+    </w:lvl>
+  </w:abstractNum>
   <w:num w:numId="1" w16cid:durableId="1309480734">
+    <w:abstractNumId w:val="5"/>
+  </w:num>
+  <w:num w:numId="2" w16cid:durableId="2044594971">
     <w:abstractNumId w:val="2"/>
   </w:num>
-  <w:num w:numId="2" w16cid:durableId="2044594971">
+  <w:num w:numId="3" w16cid:durableId="613293710">
+    <w:abstractNumId w:val="4"/>
+  </w:num>
+  <w:num w:numId="4" w16cid:durableId="1927422543">
+    <w:abstractNumId w:val="9"/>
+  </w:num>
+  <w:num w:numId="5" w16cid:durableId="1799059846">
+    <w:abstractNumId w:val="8"/>
+  </w:num>
+  <w:num w:numId="6" w16cid:durableId="152338020">
+    <w:abstractNumId w:val="6"/>
+  </w:num>
+  <w:num w:numId="7" w16cid:durableId="1802990542">
+    <w:abstractNumId w:val="3"/>
+  </w:num>
+  <w:num w:numId="8" w16cid:durableId="931740671">
+    <w:abstractNumId w:val="10"/>
+  </w:num>
+  <w:num w:numId="9" w16cid:durableId="531500686">
+    <w:abstractNumId w:val="7"/>
+  </w:num>
+  <w:num w:numId="10" w16cid:durableId="1747148129">
     <w:abstractNumId w:val="0"/>
   </w:num>
-  <w:num w:numId="3" w16cid:durableId="613293710">
+  <w:num w:numId="11" w16cid:durableId="1544050372">
     <w:abstractNumId w:val="1"/>
-  </w:num>
-  <w:num w:numId="4" w16cid:durableId="1927422543">
-    <w:abstractNumId w:val="5"/>
-  </w:num>
-  <w:num w:numId="5" w16cid:durableId="1799059846">
-    <w:abstractNumId w:val="4"/>
-  </w:num>
-  <w:num w:numId="6" w16cid:durableId="152338020">
-    <w:abstractNumId w:val="3"/>
   </w:num>
 </w:numbering>
 </file>
